--- a/templates/openagreements-cc-by-4.0/openagreements-founder-separation-records-checklist/template.fill.docx
+++ b/templates/openagreements-cc-by-4.0/openagreements-founder-separation-records-checklist/template.fill.docx
@@ -43,26 +43,6 @@
       </w:r>
       <w:r>
         <w:t xml:space="preserve">, have been assembled and filed in the Company's minute book.</w:t>
-      </w:r>
-    </w:p>
-    <w:p>
-      <w:pPr>
-        <w:pStyle w:val="OABody"/>
-      </w:pPr>
-      <w:r>
-        <w:t xml:space="preserve">Section 141(f) of the Delaware General Corporation Law requires that a board action taken by written consent be filed with the minutes of the proceedings of the board, and Section 224 treats the stock ledger, books of account, and minute books as the Company's formal corporate records. The purpose of this checklist is evidentiary cleanliness: a complete and orderly record answers a later books-and-records demand under Section 220 or a diligence request without a scramble.</w:t>
-      </w:r>
-    </w:p>
-    <w:p>
-      <w:pPr>
-        <w:pStyle w:val="OABody"/>
-      </w:pPr>
-      <w:r>
-        <w:rPr>
-          <w:i/>
-          <w:iCs/>
-        </w:rPr>
-        <w:t xml:space="preserve">This checklist is a working tool to be tailored to the specifics of the separation and is not legal advice. It confirms that records have been assembled; it does not itself create, waive, or modify any right or obligation. Where a cash buyback of vested shares is contemplated, the Section 160 surplus limit, potential director liability under Section 174, and Section 409A / fair-market-value and QSBS considerations may require counsel.</w:t>
       </w:r>
     </w:p>
     <w:p>
@@ -422,7 +402,7 @@
         <w:t xml:space="preserve">4. Stock repurchase and cancellation agreement.</w:t>
       </w:r>
       <w:r>
-        <w:t xml:space="preserve"> The executed agreement completing the repurchase and cancellation of the repurchased shares (used where the separation is a negotiated buyback rather than a bare exercise of an existing right). — Filed: ______</w:t>
+        <w:t xml:space="preserve"> The executed agreement completing the repurchase and cancellation of the repurchased shares. — Filed: ______</w:t>
       </w:r>
     </w:p>
     <w:p>
@@ -462,7 +442,7 @@
         <w:t xml:space="preserve">6. Proof of payment.</w:t>
       </w:r>
       <w:r>
-        <w:t xml:space="preserve"> Evidence that the repurchase price was paid — or was offset or settled in another form the Restricted Stock Purchase Agreement provides, such as cancellation of a promissory note — consistent with the Section 160 surplus limitation. Even a nominal original-price repurchase involves consideration that should be paid and evidenced. — Filed: ______</w:t>
+        <w:t xml:space="preserve"> Evidence of payment or other settlement of the repurchase price in the form provided by the Restricted Stock Purchase Agreement. — Filed: ______</w:t>
       </w:r>
     </w:p>
     <w:p>
@@ -502,7 +482,7 @@
         <w:t xml:space="preserve">8. IP and confidentiality confirmation.</w:t>
       </w:r>
       <w:r>
-        <w:t xml:space="preserve"> The Founder's confirmation that existing confidential-information-and-invention-assignment and confidentiality obligations survive the separation and that all Company property has been returned. This is confirmatory only and does not create new post-separation restrictive covenants. — Filed: ______</w:t>
+        <w:t xml:space="preserve"> The Founder's executed confirmation that existing confidential-information-and-invention-assignment and confidentiality obligations survive the separation and that all Company property has been returned. — Filed: ______</w:t>
       </w:r>
     </w:p>
     <w:p>
@@ -522,7 +502,7 @@
         <w:t xml:space="preserve">9. Updated stock ledger and capitalization table.</w:t>
       </w:r>
       <w:r>
-        <w:t xml:space="preserve"> The updated stock ledger reflecting the cancellation or treasury treatment of the repurchased shares, together with the corresponding capitalization-table update, kept as a formal corporate record under DGCL § 224. — Filed: ______</w:t>
+        <w:t xml:space="preserve"> The updated stock ledger reflecting the cancellation or treasury treatment of the repurchased shares, together with the corresponding capitalization-table update. — Filed: ______</w:t>
       </w:r>
     </w:p>
     <w:p>
@@ -558,7 +538,7 @@
         <w:t xml:space="preserve">{minute_book_location}</w:t>
       </w:r>
       <w:r>
-        <w:t xml:space="preserve">, and that this certificate and checklist may be filed with the minutes of the proceedings of the Board of Directors of the Company. Any copy, facsimile, .PDF, or other complete and reliable reproduction of this certificate may be used in lieu of the original for any purpose for which the original could be used.</w:t>
+        <w:t xml:space="preserve">, and that this certificate and checklist may be filed with the minutes of the proceedings of the Board of Directors of the Company. Any copy, facsimile,.PDF, or other complete and reliable reproduction of this certificate may be used in lieu of the original for any purpose for which the original could be used.</w:t>
       </w:r>
     </w:p>
     <w:tbl>

--- a/templates/openagreements-cc-by-4.0/openagreements-founder-separation-records-checklist/template.fill.docx
+++ b/templates/openagreements-cc-by-4.0/openagreements-founder-separation-records-checklist/template.fill.docx
@@ -538,7 +538,7 @@
         <w:t xml:space="preserve">{minute_book_location}</w:t>
       </w:r>
       <w:r>
-        <w:t xml:space="preserve">, and that this certificate and checklist may be filed with the minutes of the proceedings of the Board of Directors of the Company. Any copy, facsimile,.PDF, or other complete and reliable reproduction of this certificate may be used in lieu of the original for any purpose for which the original could be used.</w:t>
+        <w:t xml:space="preserve">, and that this certificate and checklist may be filed with the minutes of the proceedings of the Board of Directors of the Company. Any copy, facsimile, .PDF, or other complete and reliable reproduction of this certificate may be used in lieu of the original for any purpose for which the original could be used.</w:t>
       </w:r>
     </w:p>
     <w:tbl>

--- a/templates/openagreements-cc-by-4.0/openagreements-founder-separation-records-checklist/template.fill.docx
+++ b/templates/openagreements-cc-by-4.0/openagreements-founder-separation-records-checklist/template.fill.docx
@@ -1321,169 +1321,79 @@
 
 <file path=word/header1.xml><?xml version="1.0" encoding="utf-8"?>
 <w:hdr xmlns:w="http://schemas.openxmlformats.org/wordprocessingml/2006/main" xmlns:r="http://schemas.openxmlformats.org/officeDocument/2006/relationships">
-  <w:tbl>
-    <w:tblPr>
-      <w:tblW w:w="10080" w:type="dxa"/>
-      <w:tblBorders>
-        <w:top w:val="none" w:sz="0" w:space="0" w:color="auto"/>
-        <w:left w:val="none" w:sz="0" w:space="0" w:color="auto"/>
+  <w:p>
+    <w:pPr>
+      <w:pBdr>
         <w:bottom w:val="single" w:sz="8" w:space="0" w:color="107087"/>
-        <w:right w:val="none" w:sz="0" w:space="0" w:color="auto"/>
-        <w:insideH w:val="none" w:sz="0" w:space="0" w:color="auto"/>
-        <w:insideV w:val="none" w:sz="0" w:space="0" w:color="auto"/>
-      </w:tblBorders>
-      <w:tblLayout w:type="fixed"/>
-    </w:tblPr>
-    <w:tblGrid>
-      <w:gridCol w:w="10080"/>
-    </w:tblGrid>
-    <w:tr>
-      <w:tc>
-        <w:tcPr>
-          <w:tcW w:w="10080" w:type="dxa"/>
-          <w:tcBorders>
-            <w:bottom w:val="single" w:sz="8" w:space="0" w:color="107087"/>
-          </w:tcBorders>
-          <w:tcMar>
-            <w:top w:w="0" w:type="dxa"/>
-            <w:left w:w="0" w:type="dxa"/>
-            <w:bottom w:w="40" w:type="dxa"/>
-            <w:right w:w="0" w:type="dxa"/>
-          </w:tcMar>
-        </w:tcPr>
-        <w:p>
-          <w:pPr>
-            <w:spacing w:after="0"/>
-            <w:jc w:val="right"/>
-          </w:pPr>
-          <w:r>
-            <w:rPr>
-              <w:rFonts w:ascii="Arial" w:hAnsi="Arial" w:cs="Arial"/>
-              <w:b/>
-              <w:bCs/>
-              <w:caps/>
-              <w:color w:val="107087"/>
-              <w:sz w:val="18"/>
-              <w:szCs w:val="18"/>
-            </w:rPr>
-            <w:t xml:space="preserve">Key Terms</w:t>
-          </w:r>
-        </w:p>
-      </w:tc>
-    </w:tr>
-  </w:tbl>
+      </w:pBdr>
+      <w:spacing w:after="0"/>
+      <w:jc w:val="right"/>
+    </w:pPr>
+    <w:r>
+      <w:rPr>
+        <w:rFonts w:ascii="Arial" w:hAnsi="Arial" w:cs="Arial"/>
+        <w:b/>
+        <w:bCs/>
+        <w:caps/>
+        <w:color w:val="107087"/>
+        <w:sz w:val="18"/>
+        <w:szCs w:val="18"/>
+      </w:rPr>
+      <w:t xml:space="preserve">Key Terms</w:t>
+    </w:r>
+  </w:p>
 </w:hdr>
 </file>
 
 <file path=word/header2.xml><?xml version="1.0" encoding="utf-8"?>
 <w:hdr xmlns:w="http://schemas.openxmlformats.org/wordprocessingml/2006/main" xmlns:r="http://schemas.openxmlformats.org/officeDocument/2006/relationships">
-  <w:tbl>
-    <w:tblPr>
-      <w:tblW w:w="10080" w:type="dxa"/>
-      <w:tblBorders>
-        <w:top w:val="none" w:sz="0" w:space="0" w:color="auto"/>
-        <w:left w:val="none" w:sz="0" w:space="0" w:color="auto"/>
+  <w:p>
+    <w:pPr>
+      <w:pBdr>
         <w:bottom w:val="single" w:sz="8" w:space="0" w:color="107087"/>
-        <w:right w:val="none" w:sz="0" w:space="0" w:color="auto"/>
-        <w:insideH w:val="none" w:sz="0" w:space="0" w:color="auto"/>
-        <w:insideV w:val="none" w:sz="0" w:space="0" w:color="auto"/>
-      </w:tblBorders>
-      <w:tblLayout w:type="fixed"/>
-    </w:tblPr>
-    <w:tblGrid>
-      <w:gridCol w:w="10080"/>
-    </w:tblGrid>
-    <w:tr>
-      <w:tc>
-        <w:tcPr>
-          <w:tcW w:w="10080" w:type="dxa"/>
-          <w:tcBorders>
-            <w:bottom w:val="single" w:sz="8" w:space="0" w:color="107087"/>
-          </w:tcBorders>
-          <w:tcMar>
-            <w:top w:w="0" w:type="dxa"/>
-            <w:left w:w="0" w:type="dxa"/>
-            <w:bottom w:w="40" w:type="dxa"/>
-            <w:right w:w="0" w:type="dxa"/>
-          </w:tcMar>
-        </w:tcPr>
-        <w:p>
-          <w:pPr>
-            <w:spacing w:after="0"/>
-            <w:jc w:val="right"/>
-          </w:pPr>
-          <w:r>
-            <w:rPr>
-              <w:rFonts w:ascii="Arial" w:hAnsi="Arial" w:cs="Arial"/>
-              <w:b/>
-              <w:bCs/>
-              <w:caps/>
-              <w:color w:val="107087"/>
-              <w:sz w:val="18"/>
-              <w:szCs w:val="18"/>
-            </w:rPr>
-            <w:t xml:space="preserve">Records Checklist</w:t>
-          </w:r>
-        </w:p>
-      </w:tc>
-    </w:tr>
-  </w:tbl>
+      </w:pBdr>
+      <w:spacing w:after="0"/>
+      <w:jc w:val="right"/>
+    </w:pPr>
+    <w:r>
+      <w:rPr>
+        <w:rFonts w:ascii="Arial" w:hAnsi="Arial" w:cs="Arial"/>
+        <w:b/>
+        <w:bCs/>
+        <w:caps/>
+        <w:color w:val="107087"/>
+        <w:sz w:val="18"/>
+        <w:szCs w:val="18"/>
+      </w:rPr>
+      <w:t xml:space="preserve">Records Checklist</w:t>
+    </w:r>
+  </w:p>
 </w:hdr>
 </file>
 
 <file path=word/header3.xml><?xml version="1.0" encoding="utf-8"?>
 <w:hdr xmlns:w="http://schemas.openxmlformats.org/wordprocessingml/2006/main" xmlns:r="http://schemas.openxmlformats.org/officeDocument/2006/relationships">
-  <w:tbl>
-    <w:tblPr>
-      <w:tblW w:w="10080" w:type="dxa"/>
-      <w:tblBorders>
-        <w:top w:val="none" w:sz="0" w:space="0" w:color="auto"/>
-        <w:left w:val="none" w:sz="0" w:space="0" w:color="auto"/>
+  <w:p>
+    <w:pPr>
+      <w:pBdr>
         <w:bottom w:val="single" w:sz="8" w:space="0" w:color="107087"/>
-        <w:right w:val="none" w:sz="0" w:space="0" w:color="auto"/>
-        <w:insideH w:val="none" w:sz="0" w:space="0" w:color="auto"/>
-        <w:insideV w:val="none" w:sz="0" w:space="0" w:color="auto"/>
-      </w:tblBorders>
-      <w:tblLayout w:type="fixed"/>
-    </w:tblPr>
-    <w:tblGrid>
-      <w:gridCol w:w="10080"/>
-    </w:tblGrid>
-    <w:tr>
-      <w:tc>
-        <w:tcPr>
-          <w:tcW w:w="10080" w:type="dxa"/>
-          <w:tcBorders>
-            <w:bottom w:val="single" w:sz="8" w:space="0" w:color="107087"/>
-          </w:tcBorders>
-          <w:tcMar>
-            <w:top w:w="0" w:type="dxa"/>
-            <w:left w:w="0" w:type="dxa"/>
-            <w:bottom w:w="40" w:type="dxa"/>
-            <w:right w:w="0" w:type="dxa"/>
-          </w:tcMar>
-        </w:tcPr>
-        <w:p>
-          <w:pPr>
-            <w:spacing w:after="0"/>
-            <w:jc w:val="right"/>
-          </w:pPr>
-          <w:r>
-            <w:rPr>
-              <w:rFonts w:ascii="Arial" w:hAnsi="Arial" w:cs="Arial"/>
-              <w:b/>
-              <w:bCs/>
-              <w:caps/>
-              <w:color w:val="107087"/>
-              <w:sz w:val="18"/>
-              <w:szCs w:val="18"/>
-            </w:rPr>
-            <w:t xml:space="preserve">Signature Page</w:t>
-          </w:r>
-        </w:p>
-      </w:tc>
-    </w:tr>
-  </w:tbl>
+      </w:pBdr>
+      <w:spacing w:after="0"/>
+      <w:jc w:val="right"/>
+    </w:pPr>
+    <w:r>
+      <w:rPr>
+        <w:rFonts w:ascii="Arial" w:hAnsi="Arial" w:cs="Arial"/>
+        <w:b/>
+        <w:bCs/>
+        <w:caps/>
+        <w:color w:val="107087"/>
+        <w:sz w:val="18"/>
+        <w:szCs w:val="18"/>
+      </w:rPr>
+      <w:t xml:space="preserve">Signature Page</w:t>
+    </w:r>
+  </w:p>
 </w:hdr>
 </file>
 
